--- a/testakten/insolvenzverwaltung-moebelwerk-havelberg-regelverfahren/03_schuldnerfragebogen.docx
+++ b/testakten/insolvenzverwaltung-moebelwerk-havelberg-regelverfahren/03_schuldnerfragebogen.docx
@@ -2661,14 +2661,6 @@
         <w:jc w:val="left"/>
       </w:pPr>
       <w:r>
-        <w:t>```</w:t>
-      </w:r>
-    </w:p>
-    <w:p>
-      <w:pPr>
-        <w:jc w:val="left"/>
-      </w:pPr>
-      <w:r>
         <w:t>Havelberg, 07.05.2026</w:t>
       </w:r>
     </w:p>
@@ -2693,23 +2685,7 @@
         <w:jc w:val="left"/>
       </w:pPr>
       <w:r>
-        <w:t>```</w:t>
-      </w:r>
-    </w:p>
-    <w:p>
-      <w:pPr>
-        <w:jc w:val="left"/>
-      </w:pPr>
-      <w:r>
         <w:t>Aufgenommen durch:</w:t>
-      </w:r>
-    </w:p>
-    <w:p>
-      <w:pPr>
-        <w:jc w:val="left"/>
-      </w:pPr>
-      <w:r>
-        <w:t>```</w:t>
       </w:r>
     </w:p>
     <w:p>
@@ -2726,14 +2702,6 @@
       </w:pPr>
       <w:r>
         <w:t>Vorläufige Insolvenzverwalterin</w:t>
-      </w:r>
-    </w:p>
-    <w:p>
-      <w:pPr>
-        <w:jc w:val="left"/>
-      </w:pPr>
-      <w:r>
-        <w:t>```</w:t>
       </w:r>
     </w:p>
     <w:sectPr>

--- a/testakten/insolvenzverwaltung-moebelwerk-havelberg-regelverfahren/03_schuldnerfragebogen.docx
+++ b/testakten/insolvenzverwaltung-moebelwerk-havelberg-regelverfahren/03_schuldnerfragebogen.docx
@@ -5,38 +5,50 @@
     <w:p>
       <w:pPr>
         <w:pStyle w:val="Heading1"/>
+        <w:spacing w:after="160" w:line="259" w:lineRule="auto"/>
       </w:pPr>
       <w:r>
         <w:rPr>
           <w:rFonts w:ascii="Times New Roman" w:hAnsi="Times New Roman"/>
+          <w:b/>
+          <w:sz w:val="28"/>
         </w:rPr>
         <w:t>Schuldnerfragebogen – Möbelwerk Havelberg GmbH</w:t>
       </w:r>
     </w:p>
     <w:p>
       <w:pPr>
+        <w:spacing w:before="120" w:after="60" w:line="259" w:lineRule="auto"/>
         <w:ind w:left="567"/>
       </w:pPr>
       <w:r>
         <w:rPr>
+          <w:rFonts w:ascii="Times New Roman" w:hAnsi="Times New Roman"/>
+          <w:b/>
           <w:i/>
+          <w:sz w:val="22"/>
         </w:rPr>
         <w:t>Amtsgericht Stendal, Az. 7 IN 41/26</w:t>
       </w:r>
     </w:p>
     <w:p>
       <w:pPr>
+        <w:spacing w:before="120" w:after="60" w:line="259" w:lineRule="auto"/>
         <w:ind w:left="567"/>
       </w:pPr>
       <w:r>
         <w:rPr>
+          <w:rFonts w:ascii="Times New Roman" w:hAnsi="Times New Roman"/>
+          <w:b/>
           <w:i/>
+          <w:sz w:val="22"/>
         </w:rPr>
         <w:t>Ausgefüllt durch: Tim Brauer (Geschäftsführer)</w:t>
       </w:r>
     </w:p>
     <w:p>
       <w:pPr>
+        <w:spacing w:line="259" w:lineRule="auto" w:after="60"/>
         <w:ind w:left="567"/>
       </w:pPr>
       <w:r>
@@ -46,14 +58,21 @@
         <w:t>Aufnahmedatum: 07.05.2026 (Erstgespräch mit vorläufiger Insolvenzverwalterin Dr. Westphal)</w:t>
       </w:r>
     </w:p>
-    <w:p/>
+    <w:p>
+      <w:pPr>
+        <w:spacing w:line="259" w:lineRule="auto" w:after="60"/>
+      </w:pPr>
+    </w:p>
     <w:p>
       <w:pPr>
         <w:pStyle w:val="Heading2"/>
+        <w:spacing w:before="120" w:after="60" w:line="259" w:lineRule="auto"/>
       </w:pPr>
       <w:r>
         <w:rPr>
           <w:rFonts w:ascii="Times New Roman" w:hAnsi="Times New Roman"/>
+          <w:b/>
+          <w:sz w:val="22"/>
         </w:rPr>
         <w:t>A. Allgemeine Angaben zum Unternehmen</w:t>
       </w:r>
@@ -371,14 +390,21 @@
         </w:tc>
       </w:tr>
     </w:tbl>
-    <w:p/>
+    <w:p>
+      <w:pPr>
+        <w:spacing w:line="259" w:lineRule="auto" w:after="60"/>
+      </w:pPr>
+    </w:p>
     <w:p>
       <w:pPr>
         <w:pStyle w:val="Heading2"/>
+        <w:spacing w:before="120" w:after="60" w:line="259" w:lineRule="auto"/>
       </w:pPr>
       <w:r>
         <w:rPr>
           <w:rFonts w:ascii="Times New Roman" w:hAnsi="Times New Roman"/>
+          <w:b/>
+          <w:sz w:val="22"/>
         </w:rPr>
         <w:t>B. Beschäftigung und Personal</w:t>
       </w:r>
@@ -576,10 +602,15 @@
         </w:tc>
       </w:tr>
     </w:tbl>
-    <w:p/>
+    <w:p>
+      <w:pPr>
+        <w:spacing w:line="259" w:lineRule="auto" w:after="60"/>
+      </w:pPr>
+    </w:p>
     <w:p>
       <w:pPr>
         <w:pStyle w:val="Heading2"/>
+        <w:spacing w:line="259" w:lineRule="auto" w:after="60"/>
       </w:pPr>
       <w:r>
         <w:rPr>
@@ -898,6 +929,7 @@
     <w:p>
       <w:pPr>
         <w:pStyle w:val="ListBullet"/>
+        <w:spacing w:line="259" w:lineRule="auto" w:after="60"/>
       </w:pPr>
       <w:r>
         <w:t>Kontokorrentlinie Havelbank: 250.000 EUR (voll ausgeschöpft)</w:t>
@@ -906,6 +938,7 @@
     <w:p>
       <w:pPr>
         <w:pStyle w:val="ListBullet"/>
+        <w:spacing w:line="259" w:lineRule="auto" w:after="60"/>
       </w:pPr>
       <w:r>
         <w:t>Darlehen Havelbank: 480.000 EUR Restvaluta per 30.04.2026</w:t>
@@ -914,15 +947,21 @@
     <w:p>
       <w:pPr>
         <w:pStyle w:val="ListBullet"/>
+        <w:spacing w:line="259" w:lineRule="auto" w:after="60"/>
       </w:pPr>
       <w:r>
         <w:t>Kündigung Kreditlinie durch Havelbank angekündigt, Schreiben vom 28.04.2026</w:t>
       </w:r>
     </w:p>
-    <w:p/>
+    <w:p>
+      <w:pPr>
+        <w:spacing w:line="259" w:lineRule="auto" w:after="60"/>
+      </w:pPr>
+    </w:p>
     <w:p>
       <w:pPr>
         <w:pStyle w:val="Heading2"/>
+        <w:spacing w:line="259" w:lineRule="auto" w:after="60"/>
       </w:pPr>
       <w:r>
         <w:rPr>
@@ -1470,10 +1509,15 @@
         </w:tc>
       </w:tr>
     </w:tbl>
-    <w:p/>
+    <w:p>
+      <w:pPr>
+        <w:spacing w:line="259" w:lineRule="auto" w:after="60"/>
+      </w:pPr>
+    </w:p>
     <w:p>
       <w:pPr>
         <w:pStyle w:val="Heading2"/>
+        <w:spacing w:line="259" w:lineRule="auto" w:after="60"/>
       </w:pPr>
       <w:r>
         <w:rPr>
@@ -1485,6 +1529,7 @@
     <w:p>
       <w:pPr>
         <w:pStyle w:val="Heading3"/>
+        <w:spacing w:line="259" w:lineRule="auto" w:after="60"/>
       </w:pPr>
       <w:r>
         <w:rPr>
@@ -1861,6 +1906,7 @@
     <w:p>
       <w:pPr>
         <w:pStyle w:val="Heading3"/>
+        <w:spacing w:line="259" w:lineRule="auto" w:after="60"/>
       </w:pPr>
       <w:r>
         <w:rPr>
@@ -2104,10 +2150,15 @@
         </w:tc>
       </w:tr>
     </w:tbl>
-    <w:p/>
+    <w:p>
+      <w:pPr>
+        <w:spacing w:line="259" w:lineRule="auto" w:after="60"/>
+      </w:pPr>
+    </w:p>
     <w:p>
       <w:pPr>
         <w:pStyle w:val="Heading2"/>
+        <w:spacing w:line="259" w:lineRule="auto" w:after="60"/>
       </w:pPr>
       <w:r>
         <w:rPr>
@@ -2279,10 +2330,15 @@
         </w:tc>
       </w:tr>
     </w:tbl>
-    <w:p/>
+    <w:p>
+      <w:pPr>
+        <w:spacing w:line="259" w:lineRule="auto" w:after="60"/>
+      </w:pPr>
+    </w:p>
     <w:p>
       <w:pPr>
         <w:pStyle w:val="Heading2"/>
+        <w:spacing w:line="259" w:lineRule="auto" w:after="60"/>
       </w:pPr>
       <w:r>
         <w:rPr>
@@ -2540,10 +2596,15 @@
         </w:tc>
       </w:tr>
     </w:tbl>
-    <w:p/>
+    <w:p>
+      <w:pPr>
+        <w:spacing w:line="259" w:lineRule="auto" w:after="60"/>
+      </w:pPr>
+    </w:p>
     <w:p>
       <w:pPr>
         <w:pStyle w:val="Heading2"/>
+        <w:spacing w:line="259" w:lineRule="auto" w:after="60"/>
       </w:pPr>
       <w:r>
         <w:rPr>
@@ -2554,6 +2615,7 @@
     </w:p>
     <w:p>
       <w:pPr>
+        <w:spacing w:line="259" w:lineRule="auto" w:after="60"/>
         <w:jc w:val="left"/>
       </w:pPr>
       <w:r>
@@ -2563,6 +2625,7 @@
     <w:p>
       <w:pPr>
         <w:pStyle w:val="ListBullet"/>
+        <w:spacing w:line="259" w:lineRule="auto" w:after="60"/>
       </w:pPr>
       <w:r>
         <w:rPr>
@@ -2577,6 +2640,7 @@
     <w:p>
       <w:pPr>
         <w:pStyle w:val="ListBullet"/>
+        <w:spacing w:line="259" w:lineRule="auto" w:after="60"/>
       </w:pPr>
       <w:r>
         <w:rPr>
@@ -2591,6 +2655,7 @@
     <w:p>
       <w:pPr>
         <w:pStyle w:val="ListBullet"/>
+        <w:spacing w:line="259" w:lineRule="auto" w:after="60"/>
       </w:pPr>
       <w:r>
         <w:rPr>
@@ -2605,6 +2670,7 @@
     <w:p>
       <w:pPr>
         <w:pStyle w:val="ListBullet"/>
+        <w:spacing w:line="259" w:lineRule="auto" w:after="60"/>
       </w:pPr>
       <w:r>
         <w:rPr>
@@ -2616,10 +2682,15 @@
         <w:t xml:space="preserve"> Zahlung 9.500 EUR an Brauer Holding UG (Managementfee, GF als mittelbarer Begünstigter – eigene Angabe GF).</w:t>
       </w:r>
     </w:p>
-    <w:p/>
+    <w:p>
+      <w:pPr>
+        <w:spacing w:line="259" w:lineRule="auto" w:after="60"/>
+      </w:pPr>
+    </w:p>
     <w:p>
       <w:pPr>
         <w:pStyle w:val="Heading2"/>
+        <w:spacing w:line="259" w:lineRule="auto" w:after="60"/>
       </w:pPr>
       <w:r>
         <w:rPr>
@@ -2630,16 +2701,22 @@
     </w:p>
     <w:p>
       <w:pPr>
+        <w:spacing w:line="259" w:lineRule="auto" w:after="60"/>
         <w:jc w:val="left"/>
       </w:pPr>
       <w:r>
         <w:t>Der Geschäftsführer hat am 05.05.2026 mündlich Interesse an einer Eigenverwaltung geäußert. Der Finanzplan, den er vorlegte, deckt nur die nächsten 10 Tage ab und enthält keine Sanierungsmaßnahmen. Die vorläufige Insolvenzverwalterin wertet diesen als nicht ausreichend im Sinne des § 270a InsO.</w:t>
       </w:r>
     </w:p>
-    <w:p/>
+    <w:p>
+      <w:pPr>
+        <w:spacing w:line="259" w:lineRule="auto" w:after="60"/>
+      </w:pPr>
+    </w:p>
     <w:p>
       <w:pPr>
         <w:pStyle w:val="Heading2"/>
+        <w:spacing w:line="259" w:lineRule="auto" w:after="60"/>
       </w:pPr>
       <w:r>
         <w:rPr>
@@ -2650,6 +2727,7 @@
     </w:p>
     <w:p>
       <w:pPr>
+        <w:spacing w:line="259" w:lineRule="auto" w:after="60"/>
         <w:jc w:val="left"/>
       </w:pPr>
       <w:r>
@@ -2658,6 +2736,7 @@
     </w:p>
     <w:p>
       <w:pPr>
+        <w:spacing w:line="259" w:lineRule="auto" w:after="60"/>
         <w:jc w:val="left"/>
       </w:pPr>
       <w:r>
@@ -2666,6 +2745,7 @@
     </w:p>
     <w:p>
       <w:pPr>
+        <w:spacing w:line="259" w:lineRule="auto" w:after="60"/>
         <w:jc w:val="left"/>
       </w:pPr>
       <w:r>
@@ -2674,6 +2754,7 @@
     </w:p>
     <w:p>
       <w:pPr>
+        <w:spacing w:line="259" w:lineRule="auto" w:after="60"/>
         <w:jc w:val="left"/>
       </w:pPr>
       <w:r>
@@ -2682,6 +2763,7 @@
     </w:p>
     <w:p>
       <w:pPr>
+        <w:spacing w:line="259" w:lineRule="auto" w:after="60"/>
         <w:jc w:val="left"/>
       </w:pPr>
       <w:r>
@@ -2690,6 +2772,7 @@
     </w:p>
     <w:p>
       <w:pPr>
+        <w:spacing w:line="259" w:lineRule="auto" w:after="60"/>
         <w:jc w:val="left"/>
       </w:pPr>
       <w:r>
@@ -2698,6 +2781,7 @@
     </w:p>
     <w:p>
       <w:pPr>
+        <w:spacing w:line="259" w:lineRule="auto" w:after="60"/>
         <w:jc w:val="left"/>
       </w:pPr>
       <w:r>
@@ -2705,13 +2789,58 @@
       </w:r>
     </w:p>
     <w:sectPr>
+      <w:headerReference w:type="default" r:id="rId9"/>
+      <w:footerReference w:type="default" r:id="rId10"/>
       <w:pgSz w:w="11906" w:h="16838"/>
-      <w:pgMar w:top="1417" w:right="1417" w:bottom="1417" w:left="1417" w:header="720" w:footer="720" w:gutter="0"/>
+      <w:pgMar w:top="1191" w:right="1247" w:bottom="1134" w:left="1361" w:header="720" w:footer="720" w:gutter="0"/>
       <w:cols w:space="720"/>
       <w:docGrid w:linePitch="360"/>
     </w:sectPr>
   </w:body>
 </w:document>
+</file>
+
+<file path=word/footer1.xml><?xml version="1.0" encoding="utf-8"?>
+<w:ftr xmlns:m="http://schemas.openxmlformats.org/officeDocument/2006/math" xmlns:mc="http://schemas.openxmlformats.org/markup-compatibility/2006" xmlns:mo="http://schemas.microsoft.com/office/mac/office/2008/main" xmlns:mv="urn:schemas-microsoft-com:mac:vml" xmlns:o="urn:schemas-microsoft-com:office:office" xmlns:r="http://schemas.openxmlformats.org/officeDocument/2006/relationships" xmlns:v="urn:schemas-microsoft-com:vml" xmlns:w10="urn:schemas-microsoft-com:office:word" xmlns:w14="http://schemas.microsoft.com/office/word/2010/wordml" xmlns:w="http://schemas.openxmlformats.org/wordprocessingml/2006/main" xmlns:wne="http://schemas.microsoft.com/office/word/2006/wordml" xmlns:wp14="http://schemas.microsoft.com/office/word/2010/wordprocessingDrawing" xmlns:wp="http://schemas.openxmlformats.org/drawingml/2006/wordprocessingDrawing" xmlns:wpc="http://schemas.microsoft.com/office/word/2010/wordprocessingCanvas" xmlns:wpg="http://schemas.microsoft.com/office/word/2010/wordprocessingGroup" xmlns:wpi="http://schemas.microsoft.com/office/word/2010/wordprocessingInk" xmlns:wps="http://schemas.microsoft.com/office/word/2010/wordprocessingShape" mc:Ignorable="w14 wp14">
+  <w:p>
+    <w:pPr>
+      <w:pStyle w:val="Footer"/>
+      <w:jc w:val="left"/>
+    </w:pPr>
+    <w:r/>
+    <w:r>
+      <w:rPr>
+        <w:rFonts w:ascii="Times New Roman" w:hAnsi="Times New Roman"/>
+        <w:b w:val="0"/>
+        <w:color w:val="777777"/>
+        <w:sz w:val="17"/>
+      </w:rPr>
+      <w:t>Vertraulich | Bearbeitungsstand Juli 2026 | nur zur Aktenbearbeitung</w:t>
+    </w:r>
+  </w:p>
+</w:ftr>
+</file>
+
+<file path=word/header1.xml><?xml version="1.0" encoding="utf-8"?>
+<w:hdr xmlns:m="http://schemas.openxmlformats.org/officeDocument/2006/math" xmlns:mc="http://schemas.openxmlformats.org/markup-compatibility/2006" xmlns:mo="http://schemas.microsoft.com/office/mac/office/2008/main" xmlns:mv="urn:schemas-microsoft-com:mac:vml" xmlns:o="urn:schemas-microsoft-com:office:office" xmlns:r="http://schemas.openxmlformats.org/officeDocument/2006/relationships" xmlns:v="urn:schemas-microsoft-com:vml" xmlns:w10="urn:schemas-microsoft-com:office:word" xmlns:w14="http://schemas.microsoft.com/office/word/2010/wordml" xmlns:w="http://schemas.openxmlformats.org/wordprocessingml/2006/main" xmlns:wne="http://schemas.microsoft.com/office/word/2006/wordml" xmlns:wp14="http://schemas.microsoft.com/office/word/2010/wordprocessingDrawing" xmlns:wp="http://schemas.openxmlformats.org/drawingml/2006/wordprocessingDrawing" xmlns:wpc="http://schemas.microsoft.com/office/word/2010/wordprocessingCanvas" xmlns:wpg="http://schemas.microsoft.com/office/word/2010/wordprocessingGroup" xmlns:wpi="http://schemas.microsoft.com/office/word/2010/wordprocessingInk" xmlns:wps="http://schemas.microsoft.com/office/word/2010/wordprocessingShape" mc:Ignorable="w14 wp14">
+  <w:p>
+    <w:pPr>
+      <w:pStyle w:val="Header"/>
+      <w:jc w:val="left"/>
+    </w:pPr>
+    <w:r/>
+    <w:r>
+      <w:rPr>
+        <w:rFonts w:ascii="Times New Roman" w:hAnsi="Times New Roman"/>
+        <w:b w:val="0"/>
+        <w:i w:val="0"/>
+        <w:color w:val="666666"/>
+        <w:sz w:val="17"/>
+      </w:rPr>
+      <w:t>Lindenhof und Partner mbB | Insolvenz- und Restrukturierungsakte | Bearbeitungsstand Juli 2026</w:t>
+    </w:r>
+  </w:p>
+</w:hdr>
 </file>
 
 <file path=word/numbering.xml><?xml version="1.0" encoding="utf-8"?>
@@ -3428,11 +3557,12 @@
       <w:contextualSpacing/>
     </w:pPr>
     <w:rPr>
-      <w:rFonts w:asciiTheme="majorHAnsi" w:eastAsiaTheme="majorEastAsia" w:hAnsiTheme="majorHAnsi" w:cstheme="majorBidi"/>
+      <w:rFonts w:asciiTheme="majorHAnsi" w:eastAsiaTheme="majorEastAsia" w:hAnsiTheme="majorHAnsi" w:cstheme="majorBidi" w:ascii="Times New Roman" w:hAnsi="Times New Roman"/>
+      <w:b/>
       <w:color w:val="17365D" w:themeColor="text2" w:themeShade="BF"/>
       <w:spacing w:val="5"/>
       <w:kern w:val="28"/>
-      <w:sz w:val="52"/>
+      <w:sz w:val="30"/>
       <w:szCs w:val="52"/>
     </w:rPr>
   </w:style>
